--- a/fixtures/docx/rev-numbering.docx
+++ b/fixtures/docx/rev-numbering.docx
@@ -9,7 +9,7 @@
           <w:ilvl w:val="0"/>
           <w:numId w:val="1"/>
         </w:numPr>
-        <w:pPrChange w:id="0" w:author="Author A" w:date="2026-10-11T15:20:00Z" w16du:dateUtc="2026-10-11T14:20:00Z">
+        <w:pPrChange w:id="0" w:author="Author A" w:date="2026-10-11T18:21:00Z" w16du:dateUtc="2026-10-11T17:21:00Z">
           <w:pPr/>
         </w:pPrChange>
       </w:pPr>
@@ -25,7 +25,7 @@
           <w:numId w:val="1"/>
         </w:numPr>
         <w:ind w:left="1080"/>
-        <w:pPrChange w:id="1" w:author="Author A" w:date="2026-10-11T15:20:00Z" w16du:dateUtc="2026-10-11T14:20:00Z">
+        <w:pPrChange w:id="1" w:author="Author A" w:date="2026-10-11T18:21:00Z" w16du:dateUtc="2026-10-11T17:21:00Z">
           <w:pPr/>
         </w:pPrChange>
       </w:pPr>
@@ -40,7 +40,7 @@
           <w:ilvl w:val="0"/>
           <w:numId w:val="2"/>
         </w:numPr>
-        <w:pPrChange w:id="2" w:author="Author A" w:date="2026-10-11T15:20:00Z" w16du:dateUtc="2026-10-11T14:20:00Z">
+        <w:pPrChange w:id="2" w:author="Author A" w:date="2026-10-11T18:21:00Z" w16du:dateUtc="2026-10-11T17:21:00Z">
           <w:pPr/>
         </w:pPrChange>
       </w:pPr>
@@ -66,7 +66,21 @@
 <file path=word/numbering.xml><?xml version="1.0" encoding="utf-8"?>
 <w:numbering xmlns:wpc="http://schemas.microsoft.com/office/word/2010/wordprocessingCanvas" xmlns:cx="http://schemas.microsoft.com/office/drawing/2014/chartex" xmlns:cx1="http://schemas.microsoft.com/office/drawing/2015/9/8/chartex" xmlns:cx2="http://schemas.microsoft.com/office/drawing/2015/10/21/chartex" xmlns:cx3="http://schemas.microsoft.com/office/drawing/2016/5/9/chartex" xmlns:cx4="http://schemas.microsoft.com/office/drawing/2016/5/10/chartex" xmlns:cx5="http://schemas.microsoft.com/office/drawing/2016/5/11/chartex" xmlns:cx6="http://schemas.microsoft.com/office/drawing/2016/5/12/chartex" xmlns:cx7="http://schemas.microsoft.com/office/drawing/2016/5/13/chartex" xmlns:cx8="http://schemas.microsoft.com/office/drawing/2016/5/14/chartex" xmlns:mc="http://schemas.openxmlformats.org/markup-compatibility/2006" xmlns:aink="http://schemas.microsoft.com/office/drawing/2016/ink" xmlns:am3d="http://schemas.microsoft.com/office/drawing/2017/model3d" xmlns:o="urn:schemas-microsoft-com:office:office" xmlns:oel="http://schemas.microsoft.com/office/2019/extlst" xmlns:r="http://schemas.openxmlformats.org/officeDocument/2006/relationships" xmlns:m="http://schemas.openxmlformats.org/officeDocument/2006/math" xmlns:v="urn:schemas-microsoft-com:vml" xmlns:wp14="http://schemas.microsoft.com/office/word/2010/wordprocessingDrawing" xmlns:wp="http://schemas.openxmlformats.org/drawingml/2006/wordprocessingDrawing" xmlns:w10="urn:schemas-microsoft-com:office:word" xmlns:w="http://schemas.openxmlformats.org/wordprocessingml/2006/main" xmlns:w14="http://schemas.microsoft.com/office/word/2010/wordml" xmlns:w15="http://schemas.microsoft.com/office/word/2012/wordml" xmlns:w16cex="http://schemas.microsoft.com/office/word/2018/wordml/cex" xmlns:w16cid="http://schemas.microsoft.com/office/word/2016/wordml/cid" xmlns:w16="http://schemas.microsoft.com/office/word/2018/wordml" xmlns:w16du="http://schemas.microsoft.com/office/word/2023/wordml/word16du" xmlns:w16sdtdh="http://schemas.microsoft.com/office/word/2020/wordml/sdtdatahash" xmlns:w16sdtfl="http://schemas.microsoft.com/office/word/2024/wordml/sdtformatlock" xmlns:w16se="http://schemas.microsoft.com/office/word/2015/wordml/symex" xmlns:wpg="http://schemas.microsoft.com/office/word/2010/wordprocessingGroup" xmlns:wpi="http://schemas.microsoft.com/office/word/2010/wordprocessingInk" xmlns:wne="http://schemas.microsoft.com/office/word/2006/wordml" xmlns:wps="http://schemas.microsoft.com/office/word/2010/wordprocessingShape" mc:Ignorable="w14 w15 w16se w16cid w16 w16cex w16sdtdh w16sdtfl w16du wp14">
   <w:abstractNum w:abstractNumId="0" w15:restartNumberingAfterBreak="0">
-    <w:nsid w:val="1062387F"/>
+    <w:nsid w:val="1B93193F"/>
+    <w:multiLevelType w:val="singleLevel"/>
+    <w:tmpl w:val="0809000F"/>
+    <w:lvl w:ilvl="0">
+      <w:start w:val="1"/>
+      <w:numFmt w:val="decimal"/>
+      <w:lvlText w:val="%1."/>
+      <w:lvlJc w:val="left"/>
+      <w:pPr>
+        <w:ind w:left="720" w:hanging="360"/>
+      </w:pPr>
+    </w:lvl>
+  </w:abstractNum>
+  <w:abstractNum w:abstractNumId="1" w15:restartNumberingAfterBreak="0">
+    <w:nsid w:val="7410569F"/>
     <w:multiLevelType w:val="singleLevel"/>
     <w:tmpl w:val="08090001"/>
     <w:lvl w:ilvl="0">
@@ -82,25 +96,11 @@
       </w:rPr>
     </w:lvl>
   </w:abstractNum>
-  <w:abstractNum w:abstractNumId="1" w15:restartNumberingAfterBreak="0">
-    <w:nsid w:val="1A8B0D1F"/>
-    <w:multiLevelType w:val="singleLevel"/>
-    <w:tmpl w:val="0809000F"/>
-    <w:lvl w:ilvl="0">
-      <w:start w:val="1"/>
-      <w:numFmt w:val="decimal"/>
-      <w:lvlText w:val="%1."/>
-      <w:lvlJc w:val="left"/>
-      <w:pPr>
-        <w:ind w:left="720" w:hanging="360"/>
-      </w:pPr>
-    </w:lvl>
-  </w:abstractNum>
-  <w:num w:numId="1" w16cid:durableId="501359671">
+  <w:num w:numId="1" w16cid:durableId="473563833">
+    <w:abstractNumId w:val="0"/>
+  </w:num>
+  <w:num w:numId="2" w16cid:durableId="1412000400">
     <w:abstractNumId w:val="1"/>
-  </w:num>
-  <w:num w:numId="2" w16cid:durableId="1515878968">
-    <w:abstractNumId w:val="0"/>
   </w:num>
 </w:numbering>
 </file>
@@ -521,7 +521,7 @@
     <w:link w:val="Heading1Char"/>
     <w:uiPriority w:val="9"/>
     <w:qFormat/>
-    <w:rsid w:val="00481807"/>
+    <w:rsid w:val="00E7489C"/>
     <w:pPr>
       <w:keepNext/>
       <w:keepLines/>
@@ -544,7 +544,7 @@
     <w:semiHidden/>
     <w:unhideWhenUsed/>
     <w:qFormat/>
-    <w:rsid w:val="00481807"/>
+    <w:rsid w:val="00E7489C"/>
     <w:pPr>
       <w:keepNext/>
       <w:keepLines/>
@@ -567,7 +567,7 @@
     <w:semiHidden/>
     <w:unhideWhenUsed/>
     <w:qFormat/>
-    <w:rsid w:val="00481807"/>
+    <w:rsid w:val="00E7489C"/>
     <w:pPr>
       <w:keepNext/>
       <w:keepLines/>
@@ -590,7 +590,7 @@
     <w:semiHidden/>
     <w:unhideWhenUsed/>
     <w:qFormat/>
-    <w:rsid w:val="00481807"/>
+    <w:rsid w:val="00E7489C"/>
     <w:pPr>
       <w:keepNext/>
       <w:keepLines/>
@@ -613,7 +613,7 @@
     <w:semiHidden/>
     <w:unhideWhenUsed/>
     <w:qFormat/>
-    <w:rsid w:val="00481807"/>
+    <w:rsid w:val="00E7489C"/>
     <w:pPr>
       <w:keepNext/>
       <w:keepLines/>
@@ -634,7 +634,7 @@
     <w:semiHidden/>
     <w:unhideWhenUsed/>
     <w:qFormat/>
-    <w:rsid w:val="00481807"/>
+    <w:rsid w:val="00E7489C"/>
     <w:pPr>
       <w:keepNext/>
       <w:keepLines/>
@@ -657,7 +657,7 @@
     <w:semiHidden/>
     <w:unhideWhenUsed/>
     <w:qFormat/>
-    <w:rsid w:val="00481807"/>
+    <w:rsid w:val="00E7489C"/>
     <w:pPr>
       <w:keepNext/>
       <w:keepLines/>
@@ -678,7 +678,7 @@
     <w:semiHidden/>
     <w:unhideWhenUsed/>
     <w:qFormat/>
-    <w:rsid w:val="00481807"/>
+    <w:rsid w:val="00E7489C"/>
     <w:pPr>
       <w:keepNext/>
       <w:keepLines/>
@@ -701,7 +701,7 @@
     <w:semiHidden/>
     <w:unhideWhenUsed/>
     <w:qFormat/>
-    <w:rsid w:val="00481807"/>
+    <w:rsid w:val="00E7489C"/>
     <w:pPr>
       <w:keepNext/>
       <w:keepLines/>
@@ -745,7 +745,7 @@
     <w:basedOn w:val="DefaultParagraphFont"/>
     <w:link w:val="Heading1"/>
     <w:uiPriority w:val="9"/>
-    <w:rsid w:val="00481807"/>
+    <w:rsid w:val="00E7489C"/>
     <w:rPr>
       <w:rFonts w:asciiTheme="majorHAnsi" w:eastAsiaTheme="majorEastAsia" w:hAnsiTheme="majorHAnsi" w:cstheme="majorBidi"/>
       <w:color w:val="2F5496" w:themeColor="accent1" w:themeShade="BF"/>
@@ -759,7 +759,7 @@
     <w:link w:val="Heading2"/>
     <w:uiPriority w:val="9"/>
     <w:semiHidden/>
-    <w:rsid w:val="00481807"/>
+    <w:rsid w:val="00E7489C"/>
     <w:rPr>
       <w:rFonts w:asciiTheme="majorHAnsi" w:eastAsiaTheme="majorEastAsia" w:hAnsiTheme="majorHAnsi" w:cstheme="majorBidi"/>
       <w:color w:val="2F5496" w:themeColor="accent1" w:themeShade="BF"/>
@@ -773,7 +773,7 @@
     <w:link w:val="Heading3"/>
     <w:uiPriority w:val="9"/>
     <w:semiHidden/>
-    <w:rsid w:val="00481807"/>
+    <w:rsid w:val="00E7489C"/>
     <w:rPr>
       <w:rFonts w:eastAsiaTheme="majorEastAsia" w:cstheme="majorBidi"/>
       <w:color w:val="2F5496" w:themeColor="accent1" w:themeShade="BF"/>
@@ -787,7 +787,7 @@
     <w:link w:val="Heading4"/>
     <w:uiPriority w:val="9"/>
     <w:semiHidden/>
-    <w:rsid w:val="00481807"/>
+    <w:rsid w:val="00E7489C"/>
     <w:rPr>
       <w:rFonts w:eastAsiaTheme="majorEastAsia" w:cstheme="majorBidi"/>
       <w:i/>
@@ -801,7 +801,7 @@
     <w:link w:val="Heading5"/>
     <w:uiPriority w:val="9"/>
     <w:semiHidden/>
-    <w:rsid w:val="00481807"/>
+    <w:rsid w:val="00E7489C"/>
     <w:rPr>
       <w:rFonts w:eastAsiaTheme="majorEastAsia" w:cstheme="majorBidi"/>
       <w:color w:val="2F5496" w:themeColor="accent1" w:themeShade="BF"/>
@@ -813,7 +813,7 @@
     <w:link w:val="Heading6"/>
     <w:uiPriority w:val="9"/>
     <w:semiHidden/>
-    <w:rsid w:val="00481807"/>
+    <w:rsid w:val="00E7489C"/>
     <w:rPr>
       <w:rFonts w:eastAsiaTheme="majorEastAsia" w:cstheme="majorBidi"/>
       <w:i/>
@@ -827,7 +827,7 @@
     <w:link w:val="Heading7"/>
     <w:uiPriority w:val="9"/>
     <w:semiHidden/>
-    <w:rsid w:val="00481807"/>
+    <w:rsid w:val="00E7489C"/>
     <w:rPr>
       <w:rFonts w:eastAsiaTheme="majorEastAsia" w:cstheme="majorBidi"/>
       <w:color w:val="595959" w:themeColor="text1" w:themeTint="A6"/>
@@ -839,7 +839,7 @@
     <w:link w:val="Heading8"/>
     <w:uiPriority w:val="9"/>
     <w:semiHidden/>
-    <w:rsid w:val="00481807"/>
+    <w:rsid w:val="00E7489C"/>
     <w:rPr>
       <w:rFonts w:eastAsiaTheme="majorEastAsia" w:cstheme="majorBidi"/>
       <w:i/>
@@ -853,7 +853,7 @@
     <w:link w:val="Heading9"/>
     <w:uiPriority w:val="9"/>
     <w:semiHidden/>
-    <w:rsid w:val="00481807"/>
+    <w:rsid w:val="00E7489C"/>
     <w:rPr>
       <w:rFonts w:eastAsiaTheme="majorEastAsia" w:cstheme="majorBidi"/>
       <w:color w:val="272727" w:themeColor="text1" w:themeTint="D8"/>
@@ -866,7 +866,7 @@
     <w:link w:val="TitleChar"/>
     <w:uiPriority w:val="10"/>
     <w:qFormat/>
-    <w:rsid w:val="00481807"/>
+    <w:rsid w:val="00E7489C"/>
     <w:pPr>
       <w:spacing w:after="80" w:line="240" w:lineRule="auto"/>
       <w:contextualSpacing/>
@@ -884,7 +884,7 @@
     <w:basedOn w:val="DefaultParagraphFont"/>
     <w:link w:val="Title"/>
     <w:uiPriority w:val="10"/>
-    <w:rsid w:val="00481807"/>
+    <w:rsid w:val="00E7489C"/>
     <w:rPr>
       <w:rFonts w:asciiTheme="majorHAnsi" w:eastAsiaTheme="majorEastAsia" w:hAnsiTheme="majorHAnsi" w:cstheme="majorBidi"/>
       <w:spacing w:val="-10"/>
@@ -900,7 +900,7 @@
     <w:link w:val="SubtitleChar"/>
     <w:uiPriority w:val="11"/>
     <w:qFormat/>
-    <w:rsid w:val="00481807"/>
+    <w:rsid w:val="00E7489C"/>
     <w:pPr>
       <w:numPr>
         <w:ilvl w:val="1"/>
@@ -919,7 +919,7 @@
     <w:basedOn w:val="DefaultParagraphFont"/>
     <w:link w:val="Subtitle"/>
     <w:uiPriority w:val="11"/>
-    <w:rsid w:val="00481807"/>
+    <w:rsid w:val="00E7489C"/>
     <w:rPr>
       <w:rFonts w:eastAsiaTheme="majorEastAsia" w:cstheme="majorBidi"/>
       <w:color w:val="595959" w:themeColor="text1" w:themeTint="A6"/>
@@ -935,7 +935,7 @@
     <w:link w:val="QuoteChar"/>
     <w:uiPriority w:val="29"/>
     <w:qFormat/>
-    <w:rsid w:val="00481807"/>
+    <w:rsid w:val="00E7489C"/>
     <w:pPr>
       <w:spacing w:before="160"/>
       <w:jc w:val="center"/>
@@ -951,7 +951,7 @@
     <w:basedOn w:val="DefaultParagraphFont"/>
     <w:link w:val="Quote"/>
     <w:uiPriority w:val="29"/>
-    <w:rsid w:val="00481807"/>
+    <w:rsid w:val="00E7489C"/>
     <w:rPr>
       <w:i/>
       <w:iCs/>
@@ -963,7 +963,7 @@
     <w:basedOn w:val="Normal"/>
     <w:uiPriority w:val="34"/>
     <w:qFormat/>
-    <w:rsid w:val="00481807"/>
+    <w:rsid w:val="00E7489C"/>
     <w:pPr>
       <w:ind w:left="720"/>
       <w:contextualSpacing/>
@@ -974,7 +974,7 @@
     <w:basedOn w:val="DefaultParagraphFont"/>
     <w:uiPriority w:val="21"/>
     <w:qFormat/>
-    <w:rsid w:val="00481807"/>
+    <w:rsid w:val="00E7489C"/>
     <w:rPr>
       <w:i/>
       <w:iCs/>
@@ -988,7 +988,7 @@
     <w:link w:val="IntenseQuoteChar"/>
     <w:uiPriority w:val="30"/>
     <w:qFormat/>
-    <w:rsid w:val="00481807"/>
+    <w:rsid w:val="00E7489C"/>
     <w:pPr>
       <w:pBdr>
         <w:top w:val="single" w:sz="4" w:space="10" w:color="2F5496" w:themeColor="accent1" w:themeShade="BF"/>
@@ -1009,7 +1009,7 @@
     <w:basedOn w:val="DefaultParagraphFont"/>
     <w:link w:val="IntenseQuote"/>
     <w:uiPriority w:val="30"/>
-    <w:rsid w:val="00481807"/>
+    <w:rsid w:val="00E7489C"/>
     <w:rPr>
       <w:i/>
       <w:iCs/>
@@ -1021,7 +1021,7 @@
     <w:basedOn w:val="DefaultParagraphFont"/>
     <w:uiPriority w:val="32"/>
     <w:qFormat/>
-    <w:rsid w:val="00481807"/>
+    <w:rsid w:val="00E7489C"/>
     <w:rPr>
       <w:b/>
       <w:bCs/>
@@ -1035,7 +1035,7 @@
     <w:hidden/>
     <w:uiPriority w:val="99"/>
     <w:semiHidden/>
-    <w:rsid w:val="00481807"/>
+    <w:rsid w:val="00E7489C"/>
     <w:pPr>
       <w:spacing w:after="0" w:line="240" w:lineRule="auto"/>
     </w:pPr>
